--- a/브라질 변호사/8부/8부_1화_두_번째_임기의_시작.docx
+++ b/브라질 변호사/8부/8부_1화_두_번째_임기의_시작.docx
@@ -36,7 +36,7 @@
           <w:i w:val="0"/>
           <w:sz w:val="22"/>
         </w:rPr>
-        <w:t>하파엘 ‘하파’ 멘지스(대통령, 재선) / 루아나 마르키스(26, 캠프 ‘정책’ 담당 → 수석장관 Ministra-Chefe da Casa Civil) / 도나 호질레니 마르키스(루아나의 어머니, 간호기술사) / 세우 아빌리우(브라질리아 코닉 상가의 양복점 재단사, 74, 신규) / 비아(베아트리스 리스보아, 대통령 특별보좌관 겸 정무 총괄) / 안셀무 비아나(정무 자문, 76) / 도나 린다우바(플라나우투 야간 청소원) / 아나 멘지스(어머니) / 도나 달바 / 세우 하이문두 / 조제 아우구스투 테이세이라(법무장관) / 데보라 나카무라(경제장관) / 아롤두 하벨루(국방장관, 민간인) / 아르투르 단타스(야당 지도자, TV 인터뷰) / 카이우 안드라지(재정투명성청 청장) / 나지아 안드라지(재정투명성청) / 벤자밍(포렌식 회계사) / 파우스투 카르네이루(수석장관실 사무차관, 경력 공무원, 60, 신규)</w:t>
+        <w:t>하파엘 ‘하파’ 멘지스(대통령, 재선) / 루아나 마르키스(31, 캠프 ‘정책’ 담당 → 수석장관 Ministra-Chefe da Casa Civil) / 도나 호질레니 마르키스(루아나의 어머니, 간호기술사) / 세우 아빌리우(브라질리아 코닉 상가의 양복점 재단사, 74, 신규) / 비아(베아트리스 리스보아, 대통령 특별보좌관 겸 정무 총괄) / 안셀무 비아나(정무 자문, 76) / 도나 린다우바(플라나우투 야간 청소원) / 아나 멘지스(어머니) / 도나 달바 / 세우 하이문두 / 조제 아우구스투 테이세이라(법무장관) / 데보라 나카무라(경제장관) / 아롤두 하벨루(국방장관, 민간인) / 아르투르 단타스(야당 지도자, TV 인터뷰) / 카이우 안드라지(재정투명성청 청장) / 나지아 안드라지(재정투명성청) / 벤자밍(포렌식 회계사) / 파우스투 카르네이루(수석장관실 사무차관, 경력 공무원, 60, 신규)</w:t>
       </w:r>
     </w:p>
     <w:p>
@@ -1180,7 +1180,7 @@
           <w:i w:val="0"/>
           <w:sz w:val="22"/>
         </w:rPr>
-        <w:t xml:space="preserve">Presidente, eu tenho vinte e seis anos. </w:t>
+        <w:t xml:space="preserve">Presidente, eu tenho trinta e um anos. </w:t>
       </w:r>
       <w:r>
         <w:rPr>
